--- a/Results/nimoData_results.docx
+++ b/Results/nimoData_results.docx
@@ -472,7 +472,7 @@
                 <w:szCs w:val="22"/>
                 <w:color w:val="000000"/>
               </w:rPr>
-              <w:t xml:space="preserve">0.0157</w:t>
+              <w:t xml:space="preserve">0.0147</w:t>
             </w:r>
           </w:p>
         </w:tc>
@@ -642,7 +642,7 @@
                 <w:szCs w:val="22"/>
                 <w:color w:val="000000"/>
               </w:rPr>
-              <w:t xml:space="preserve">42.1232</w:t>
+              <w:t xml:space="preserve">41.0465</w:t>
             </w:r>
           </w:p>
         </w:tc>
@@ -927,7 +927,7 @@
                 <w:szCs w:val="22"/>
                 <w:color w:val="000000"/>
               </w:rPr>
-              <w:t xml:space="preserve">WGT_V</w:t>
+              <w:t xml:space="preserve">HGT_V</w:t>
             </w:r>
           </w:p>
         </w:tc>
@@ -982,177 +982,7 @@
                 <w:szCs w:val="22"/>
                 <w:color w:val="000000"/>
               </w:rPr>
-              <w:t xml:space="preserve">0.3196</w:t>
-            </w:r>
-          </w:p>
-        </w:tc>
-        <w:tc>
-          <w:tcPr>
-            <w:tcBorders>
-              <w:bottom w:val="none" w:sz="0" w:space="0" w:color="000000"/>
-              <w:top w:val="none" w:sz="0" w:space="0" w:color="000000"/>
-              <w:left w:val="none" w:sz="0" w:space="0" w:color="000000"/>
-              <w:right w:val="none" w:sz="0" w:space="0" w:color="000000"/>
-            </w:tcBorders>
-            <w:shd w:val="clear" w:color="auto" w:fill="FFFFFF"/>
-            <w:tcMar>
-              <w:top w:w="0" w:type="dxa"/>
-              <w:bottom w:w="0" w:type="dxa"/>
-              <w:left w:w="0" w:type="dxa"/>
-              <w:right w:w="0" w:type="dxa"/>
-            </w:tcMar>
-            <w:vAlign w:val="center"/>
-          </w:tcPr>
-          <w:p>
-            <w:pPr>
-              <w:pStyle w:val="Normal"/>
-              <w:jc w:val="right"/>
-              <w:pBdr>
-                <w:bottom w:val="none" w:sz="0" w:space="0" w:color="000000"/>
-                <w:top w:val="none" w:sz="0" w:space="0" w:color="000000"/>
-                <w:left w:val="none" w:sz="0" w:space="0" w:color="000000"/>
-                <w:right w:val="none" w:sz="0" w:space="0" w:color="000000"/>
-              </w:pBdr>
-              <w:spacing w:after="100" w:before="100" w:line="240"/>
-              <w:ind w:left="100" w:right="100" w:firstLine="0" w:firstLineChars="0"/>
-              <w:rPr>
-                <w:rFonts w:ascii="Arial" w:hAnsi="Arial" w:eastAsia="Arial" w:cs="Arial"/>
-                <w:i w:val="false"/>
-                <w:b w:val="false"/>
-                <w:u w:val="none"/>
-                <w:strike w:val="false"/>
-                <w:sz w:val="22"/>
-                <w:szCs w:val="22"/>
-                <w:color w:val="000000"/>
-              </w:rPr>
-            </w:pPr>
-            <w:r>
-              <w:rPr>
-                <w:rFonts w:ascii="Arial" w:hAnsi="Arial" w:eastAsia="Arial" w:cs="Arial"/>
-                <w:i w:val="false"/>
-                <w:b w:val="false"/>
-                <w:u w:val="none"/>
-                <w:strike w:val="false"/>
-                <w:sz w:val="22"/>
-                <w:szCs w:val="22"/>
-                <w:color w:val="000000"/>
-              </w:rPr>
-              <w:t xml:space="preserve"/>
-            </w:r>
-          </w:p>
-        </w:tc>
-      </w:tr>
-      <w:tr>
-        <w:trPr>
-          <w:trHeight w:val="615" w:hRule="auto"/>
-        </w:trPr>
-        <w:tc>
-          <w:tcPr>
-            <w:tcBorders>
-              <w:bottom w:val="none" w:sz="0" w:space="0" w:color="000000"/>
-              <w:top w:val="none" w:sz="0" w:space="0" w:color="000000"/>
-              <w:left w:val="none" w:sz="0" w:space="0" w:color="000000"/>
-              <w:right w:val="none" w:sz="0" w:space="0" w:color="000000"/>
-            </w:tcBorders>
-            <w:shd w:val="clear" w:color="auto" w:fill="FFFFFF"/>
-            <w:tcMar>
-              <w:top w:w="0" w:type="dxa"/>
-              <w:bottom w:w="0" w:type="dxa"/>
-              <w:left w:w="0" w:type="dxa"/>
-              <w:right w:w="0" w:type="dxa"/>
-            </w:tcMar>
-            <w:vAlign w:val="center"/>
-          </w:tcPr>
-          <w:p>
-            <w:pPr>
-              <w:pStyle w:val="Normal"/>
-              <w:jc w:val="left"/>
-              <w:pBdr>
-                <w:bottom w:val="none" w:sz="0" w:space="0" w:color="000000"/>
-                <w:top w:val="none" w:sz="0" w:space="0" w:color="000000"/>
-                <w:left w:val="none" w:sz="0" w:space="0" w:color="000000"/>
-                <w:right w:val="none" w:sz="0" w:space="0" w:color="000000"/>
-              </w:pBdr>
-              <w:spacing w:after="100" w:before="100" w:line="240"/>
-              <w:ind w:left="100" w:right="100" w:firstLine="0" w:firstLineChars="0"/>
-              <w:rPr>
-                <w:rFonts w:ascii="Arial" w:hAnsi="Arial" w:eastAsia="Arial" w:cs="Arial"/>
-                <w:i w:val="false"/>
-                <w:b w:val="false"/>
-                <w:u w:val="none"/>
-                <w:strike w:val="false"/>
-                <w:sz w:val="22"/>
-                <w:szCs w:val="22"/>
-                <w:color w:val="000000"/>
-              </w:rPr>
-            </w:pPr>
-            <w:r>
-              <w:rPr>
-                <w:rFonts w:ascii="Arial" w:hAnsi="Arial" w:eastAsia="Arial" w:cs="Arial"/>
-                <w:i w:val="false"/>
-                <w:b w:val="false"/>
-                <w:u w:val="none"/>
-                <w:strike w:val="false"/>
-                <w:sz w:val="22"/>
-                <w:szCs w:val="22"/>
-                <w:color w:val="000000"/>
-              </w:rPr>
-              <w:t xml:space="preserve">HGT_V</w:t>
-            </w:r>
-          </w:p>
-        </w:tc>
-        <w:tc>
-          <w:tcPr>
-            <w:tcBorders>
-              <w:bottom w:val="none" w:sz="0" w:space="0" w:color="000000"/>
-              <w:top w:val="none" w:sz="0" w:space="0" w:color="000000"/>
-              <w:left w:val="none" w:sz="0" w:space="0" w:color="000000"/>
-              <w:right w:val="none" w:sz="0" w:space="0" w:color="000000"/>
-            </w:tcBorders>
-            <w:shd w:val="clear" w:color="auto" w:fill="FFFFFF"/>
-            <w:tcMar>
-              <w:top w:w="0" w:type="dxa"/>
-              <w:bottom w:w="0" w:type="dxa"/>
-              <w:left w:w="0" w:type="dxa"/>
-              <w:right w:w="0" w:type="dxa"/>
-            </w:tcMar>
-            <w:vAlign w:val="center"/>
-          </w:tcPr>
-          <w:p>
-            <w:pPr>
-              <w:pStyle w:val="Normal"/>
-              <w:jc w:val="right"/>
-              <w:pBdr>
-                <w:bottom w:val="none" w:sz="0" w:space="0" w:color="000000"/>
-                <w:top w:val="none" w:sz="0" w:space="0" w:color="000000"/>
-                <w:left w:val="none" w:sz="0" w:space="0" w:color="000000"/>
-                <w:right w:val="none" w:sz="0" w:space="0" w:color="000000"/>
-              </w:pBdr>
-              <w:spacing w:after="100" w:before="100" w:line="240"/>
-              <w:ind w:left="100" w:right="100" w:firstLine="0" w:firstLineChars="0"/>
-              <w:rPr>
-                <w:rFonts w:ascii="Arial" w:hAnsi="Arial" w:eastAsia="Arial" w:cs="Arial"/>
-                <w:i w:val="false"/>
-                <w:b w:val="false"/>
-                <w:u w:val="none"/>
-                <w:strike w:val="false"/>
-                <w:sz w:val="22"/>
-                <w:szCs w:val="22"/>
-                <w:color w:val="000000"/>
-              </w:rPr>
-            </w:pPr>
-            <w:r>
-              <w:rPr>
-                <w:rFonts w:ascii="Arial" w:hAnsi="Arial" w:eastAsia="Arial" w:cs="Arial"/>
-                <w:i w:val="false"/>
-                <w:b w:val="false"/>
-                <w:u w:val="none"/>
-                <w:strike w:val="false"/>
-                <w:sz w:val="22"/>
-                <w:szCs w:val="22"/>
-                <w:color w:val="000000"/>
-              </w:rPr>
-              <w:t xml:space="preserve">-6.6236</w:t>
+              <w:t xml:space="preserve">-7.2905</w:t>
             </w:r>
           </w:p>
         </w:tc>
@@ -1492,7 +1322,7 @@
                 <w:szCs w:val="22"/>
                 <w:color w:val="000000"/>
               </w:rPr>
-              <w:t xml:space="preserve">0.8820</w:t>
+              <w:t xml:space="preserve">0.6602</w:t>
             </w:r>
           </w:p>
         </w:tc>
@@ -1662,7 +1492,7 @@
                 <w:szCs w:val="22"/>
                 <w:color w:val="000000"/>
               </w:rPr>
-              <w:t xml:space="preserve">0.1000</w:t>
+              <w:t xml:space="preserve">0.2634</w:t>
             </w:r>
           </w:p>
         </w:tc>
@@ -2002,7 +1832,7 @@
                 <w:szCs w:val="22"/>
                 <w:color w:val="000000"/>
               </w:rPr>
-              <w:t xml:space="preserve">1.7490</w:t>
+              <w:t xml:space="preserve">1.5807</w:t>
             </w:r>
           </w:p>
         </w:tc>
@@ -2512,7 +2342,7 @@
                 <w:szCs w:val="22"/>
                 <w:color w:val="000000"/>
               </w:rPr>
-              <w:t xml:space="preserve">1298.37</w:t>
+              <w:t xml:space="preserve">1282.07</w:t>
             </w:r>
           </w:p>
         </w:tc>
@@ -2567,7 +2397,7 @@
                 <w:szCs w:val="22"/>
                 <w:color w:val="000000"/>
               </w:rPr>
-              <w:t xml:space="preserve">1296.78</w:t>
+              <w:t xml:space="preserve">1277.42</w:t>
             </w:r>
           </w:p>
         </w:tc>
@@ -2682,7 +2512,7 @@
                 <w:szCs w:val="22"/>
                 <w:color w:val="000000"/>
               </w:rPr>
-              <w:t xml:space="preserve">1312.37</w:t>
+              <w:t xml:space="preserve">1294.07</w:t>
             </w:r>
           </w:p>
         </w:tc>
@@ -2737,7 +2567,7 @@
                 <w:szCs w:val="22"/>
                 <w:color w:val="000000"/>
               </w:rPr>
-              <w:t xml:space="preserve">1310.78</w:t>
+              <w:t xml:space="preserve">1289.42</w:t>
             </w:r>
           </w:p>
         </w:tc>
@@ -2852,7 +2682,7 @@
                 <w:szCs w:val="22"/>
                 <w:color w:val="000000"/>
               </w:rPr>
-              <w:t xml:space="preserve">1331.88</w:t>
+              <w:t xml:space="preserve">1310.80</w:t>
             </w:r>
           </w:p>
         </w:tc>
@@ -2907,7 +2737,7 @@
                 <w:szCs w:val="22"/>
                 <w:color w:val="000000"/>
               </w:rPr>
-              <w:t xml:space="preserve">1330.30</w:t>
+              <w:t xml:space="preserve">1306.14</w:t>
             </w:r>
           </w:p>
         </w:tc>
@@ -3022,7 +2852,7 @@
                 <w:szCs w:val="22"/>
                 <w:color w:val="000000"/>
               </w:rPr>
-              <w:t xml:space="preserve">1334.84</w:t>
+              <w:t xml:space="preserve">1313.75</w:t>
             </w:r>
           </w:p>
         </w:tc>
@@ -3077,7 +2907,7 @@
                 <w:szCs w:val="22"/>
                 <w:color w:val="000000"/>
               </w:rPr>
-              <w:t xml:space="preserve">1333.25</w:t>
+              <w:t xml:space="preserve">1309.10</w:t>
             </w:r>
           </w:p>
         </w:tc>
